--- a/public/materials/social-engineering/teaching-guide/cs/SocialEngineering_Teaching_CS.docx
+++ b/public/materials/social-engineering/teaching-guide/cs/SocialEngineering_Teaching_CS.docx
@@ -12700,7 +12700,21 @@
           <w:rFonts w:ascii="Arial" w:eastAsia="Arial" w:hAnsi="Arial" w:cs="Arial"/>
           <w:lang w:val="cs-CZ"/>
         </w:rPr>
-        <w:t>Rozdělte třídu do skupin po 4–5 žácích a poproste je, ať si sednou spolu.</w:t>
+        <w:t>Rozdělte třídu do skupin po 4</w:t>
+      </w:r>
+      <w:r>
+        <w:rPr>
+          <w:rFonts w:ascii="Arial" w:eastAsia="Arial" w:hAnsi="Arial" w:cs="Arial"/>
+          <w:lang w:val="cs-CZ"/>
+        </w:rPr>
+        <w:t>-</w:t>
+      </w:r>
+      <w:r>
+        <w:rPr>
+          <w:rFonts w:ascii="Arial" w:eastAsia="Arial" w:hAnsi="Arial" w:cs="Arial"/>
+          <w:lang w:val="cs-CZ"/>
+        </w:rPr>
+        <w:t>5 žácích a poproste je, ať si sednou spolu.</w:t>
       </w:r>
     </w:p>
     <w:p>
@@ -14176,7 +14190,21 @@
           <w:rFonts w:ascii="Arial" w:eastAsia="Arial" w:hAnsi="Arial" w:cs="Arial"/>
           <w:lang w:val="cs-CZ"/>
         </w:rPr>
-        <w:t>Role jsou určené pro školní prostředí a situace může pokrýt 1–2 dny školního života.</w:t>
+        <w:t>Role jsou určené pro školní prostředí a situace může pokrýt 1</w:t>
+      </w:r>
+      <w:r>
+        <w:rPr>
+          <w:rFonts w:ascii="Arial" w:eastAsia="Arial" w:hAnsi="Arial" w:cs="Arial"/>
+          <w:lang w:val="cs-CZ"/>
+        </w:rPr>
+        <w:t>-</w:t>
+      </w:r>
+      <w:r>
+        <w:rPr>
+          <w:rFonts w:ascii="Arial" w:eastAsia="Arial" w:hAnsi="Arial" w:cs="Arial"/>
+          <w:lang w:val="cs-CZ"/>
+        </w:rPr>
+        <w:t>2 dny školního života.</w:t>
       </w:r>
     </w:p>
     <w:p>
